--- a/LJ_LinkedIn_Profile_Complete.docx
+++ b/LJ_LinkedIn_Profile_Complete.docx
@@ -8,16 +8,578 @@
         <w:jc w:val="center"/>
       </w:pPr>
       <w:r>
-        <w:t>LJ Gunaratne — LinkedIn Profile Copy</w:t>
+        <w:rPr>
+          <w:color w:val="1B4F72"/>
+          <w:sz w:val="52"/>
+        </w:rPr>
+        <w:t>LJ GUNARATNE</w:t>
+      </w:r>
+    </w:p>
+    <w:p>
+      <w:pPr>
+        <w:jc w:val="center"/>
+      </w:pPr>
+      <w:r>
+        <w:rPr>
+          <w:b/>
+          <w:sz w:val="24"/>
+        </w:rPr>
+        <w:t>Executive Technology Sales Leader | Enterprise | Government | C-Suite</w:t>
+      </w:r>
+    </w:p>
+    <w:p>
+      <w:pPr>
+        <w:jc w:val="center"/>
+      </w:pPr>
+      <w:r>
+        <w:rPr>
+          <w:color w:val="555555"/>
+          <w:sz w:val="20"/>
+        </w:rPr>
+        <w:t>Brisbane, Australia  •  Open to: New York | New Jersey | San Francisco | Washington D.C. | Sydney | Melbourne</w:t>
       </w:r>
     </w:p>
     <w:p/>
     <w:p>
       <w:pPr>
-        <w:pStyle w:val="Heading1"/>
+        <w:pBdr>
+          <w:bottom w:val="single" w:sz="6" w:space="1" w:color="1B4F72"/>
+        </w:pBdr>
       </w:pPr>
       <w:r>
-        <w:t>HEADLINE — Choose One</w:t>
+        <w:rPr>
+          <w:b/>
+          <w:color w:val="1B4F72"/>
+          <w:sz w:val="22"/>
+        </w:rPr>
+        <w:t>EXECUTIVE PROFILE</w:t>
+      </w:r>
+    </w:p>
+    <w:p>
+      <w:r>
+        <w:t>Nationally ranked #1 Technology Sales Professional in Australia (Samsung Electronics, 2025) — recognised by personal CEO Letter of Recognition, Samsung's highest individual honour. Dual Australian-American citizen with a track record of enterprise sales excellence across technology, government, and commercial markets.</w:t>
+        <w:br/>
+        <w:br/>
+        <w:t>I don't sell products. I solve business problems. My approach is consultative and relationship-first — building genuine trusted-advisor relationships with C-suite executives, conducting deep needs assessments, and positioning enterprise technology solutions that deliver measurable business outcomes. Consistently perform at the top 1% of technology sales professionals nationally.</w:t>
+      </w:r>
+    </w:p>
+    <w:p/>
+    <w:p>
+      <w:pPr>
+        <w:pBdr>
+          <w:bottom w:val="single" w:sz="6" w:space="1" w:color="1B4F72"/>
+        </w:pBdr>
+      </w:pPr>
+      <w:r>
+        <w:rPr>
+          <w:b/>
+          <w:color w:val="1B4F72"/>
+          <w:sz w:val="22"/>
+        </w:rPr>
+        <w:t>CAREER HIGHLIGHTS &amp; ACHIEVEMENTS</w:t>
+      </w:r>
+    </w:p>
+    <w:p>
+      <w:pPr>
+        <w:spacing w:after="80"/>
+      </w:pPr>
+      <w:r>
+        <w:rPr>
+          <w:b/>
+        </w:rPr>
+        <w:t>🏆 #1 Technology Sales Professional — Australia 2025</w:t>
+      </w:r>
+      <w:r>
+        <w:rPr>
+          <w:sz w:val="20"/>
+        </w:rPr>
+        <w:br/>
+        <w:t>Samsung Electronics | Outperformed every sales specialist nationally across Australia's most competitive technology market</w:t>
+      </w:r>
+    </w:p>
+    <w:p>
+      <w:pPr>
+        <w:spacing w:after="80"/>
+      </w:pPr>
+      <w:r>
+        <w:rPr>
+          <w:b/>
+        </w:rPr>
+        <w:t>🏆 #1 Technology Sales Professional — Brisbane 2024</w:t>
+      </w:r>
+      <w:r>
+        <w:rPr>
+          <w:sz w:val="20"/>
+        </w:rPr>
+        <w:br/>
+        <w:t>Samsung Electronics | Achieved in first full year in the role — fastest rise to national contention</w:t>
+      </w:r>
+    </w:p>
+    <w:p>
+      <w:pPr>
+        <w:spacing w:after="80"/>
+      </w:pPr>
+      <w:r>
+        <w:rPr>
+          <w:b/>
+        </w:rPr>
+        <w:t>🏆 CEO Letter of Recognition</w:t>
+      </w:r>
+      <w:r>
+        <w:rPr>
+          <w:sz w:val="20"/>
+        </w:rPr>
+        <w:br/>
+        <w:t>Samsung's highest individual sales honour — awarded personally by the Samsung CEO for outstanding national performance</w:t>
+      </w:r>
+    </w:p>
+    <w:p>
+      <w:pPr>
+        <w:spacing w:after="80"/>
+      </w:pPr>
+      <w:r>
+        <w:rPr>
+          <w:b/>
+        </w:rPr>
+        <w:t>🏆 #1 Customer Service Ranking — Brisbane</w:t>
+      </w:r>
+      <w:r>
+        <w:rPr>
+          <w:sz w:val="20"/>
+        </w:rPr>
+        <w:br/>
+        <w:t>Samsung Electronics | Recognised for exceptional client experience alongside top sales results</w:t>
+      </w:r>
+    </w:p>
+    <w:p/>
+    <w:p>
+      <w:pPr>
+        <w:pBdr>
+          <w:bottom w:val="single" w:sz="6" w:space="1" w:color="1B4F72"/>
+        </w:pBdr>
+      </w:pPr>
+      <w:r>
+        <w:rPr>
+          <w:b/>
+          <w:color w:val="1B4F72"/>
+          <w:sz w:val="22"/>
+        </w:rPr>
+        <w:t>EXECUTIVE SALES COMPETENCIES</w:t>
+      </w:r>
+    </w:p>
+    <w:p>
+      <w:r>
+        <w:t>Strategically positioned for VP Sales, Director of Enterprise Sales, Regional Sales Director, and National Account Director roles.</w:t>
+      </w:r>
+    </w:p>
+    <w:p/>
+    <w:tbl>
+      <w:tblPr>
+        <w:tblStyle w:val="TableGrid"/>
+        <w:tblW w:type="auto" w:w="0"/>
+        <w:tblLook w:firstColumn="1" w:firstRow="1" w:lastColumn="0" w:lastRow="0" w:noHBand="0" w:noVBand="1" w:val="04A0"/>
+      </w:tblPr>
+      <w:tblGrid>
+        <w:gridCol w:w="4680"/>
+        <w:gridCol w:w="4680"/>
+      </w:tblGrid>
+      <w:tr>
+        <w:tc>
+          <w:tcPr>
+            <w:tcW w:type="dxa" w:w="4680"/>
+            <w:tcBorders>
+              <w:top w:val="none"/>
+              <w:left w:val="none"/>
+              <w:bottom w:val="none"/>
+              <w:right w:val="none"/>
+              <w:insideH w:val="none"/>
+              <w:insideV w:val="none"/>
+            </w:tcBorders>
+          </w:tcPr>
+          <w:p/>
+          <w:p>
+            <w:r>
+              <w:rPr>
+                <w:b/>
+                <w:color w:val="1B4F72"/>
+                <w:sz w:val="19"/>
+              </w:rPr>
+              <w:t>SALES LEADERSHIP &amp; STRATEGY</w:t>
+            </w:r>
+          </w:p>
+          <w:p>
+            <w:pPr>
+              <w:spacing w:after="20"/>
+            </w:pPr>
+            <w:r>
+              <w:rPr>
+                <w:sz w:val="19"/>
+              </w:rPr>
+              <w:t xml:space="preserve">  ✓  Enterprise &amp; National Account Management</w:t>
+            </w:r>
+          </w:p>
+          <w:p>
+            <w:pPr>
+              <w:spacing w:after="20"/>
+            </w:pPr>
+            <w:r>
+              <w:rPr>
+                <w:sz w:val="19"/>
+              </w:rPr>
+              <w:t xml:space="preserve">  ✓  Executive Stakeholder Engagement (C-Suite)</w:t>
+            </w:r>
+          </w:p>
+          <w:p>
+            <w:pPr>
+              <w:spacing w:after="20"/>
+            </w:pPr>
+            <w:r>
+              <w:rPr>
+                <w:sz w:val="19"/>
+              </w:rPr>
+              <w:t xml:space="preserve">  ✓  Consultative &amp; Solution-Based Selling</w:t>
+            </w:r>
+          </w:p>
+          <w:p>
+            <w:pPr>
+              <w:spacing w:after="20"/>
+            </w:pPr>
+            <w:r>
+              <w:rPr>
+                <w:sz w:val="19"/>
+              </w:rPr>
+              <w:t xml:space="preserve">  ✓  Revenue Growth &amp; Pipeline Management</w:t>
+            </w:r>
+          </w:p>
+          <w:p>
+            <w:pPr>
+              <w:spacing w:after="20"/>
+            </w:pPr>
+            <w:r>
+              <w:rPr>
+                <w:sz w:val="19"/>
+              </w:rPr>
+              <w:t xml:space="preserve">  ✓  Go-to-Market Strategy</w:t>
+            </w:r>
+          </w:p>
+          <w:p>
+            <w:pPr>
+              <w:spacing w:after="20"/>
+            </w:pPr>
+            <w:r>
+              <w:rPr>
+                <w:sz w:val="19"/>
+              </w:rPr>
+              <w:t xml:space="preserve">  ✓  Territory &amp; Portfolio Development</w:t>
+            </w:r>
+          </w:p>
+          <w:p>
+            <w:pPr>
+              <w:spacing w:after="20"/>
+            </w:pPr>
+            <w:r>
+              <w:rPr>
+                <w:sz w:val="19"/>
+              </w:rPr>
+              <w:t xml:space="preserve">  ✓  Complex Deal Structuring &amp; Negotiation</w:t>
+            </w:r>
+          </w:p>
+          <w:p>
+            <w:pPr>
+              <w:spacing w:after="20"/>
+            </w:pPr>
+            <w:r>
+              <w:rPr>
+                <w:sz w:val="19"/>
+              </w:rPr>
+              <w:t xml:space="preserve">  ✓  Sales Forecasting &amp; Performance Analytics</w:t>
+            </w:r>
+          </w:p>
+          <w:p/>
+          <w:p>
+            <w:r>
+              <w:rPr>
+                <w:b/>
+                <w:color w:val="1B4F72"/>
+                <w:sz w:val="19"/>
+              </w:rPr>
+              <w:t>CLIENT RELATIONSHIP MANAGEMENT</w:t>
+            </w:r>
+          </w:p>
+          <w:p>
+            <w:pPr>
+              <w:spacing w:after="20"/>
+            </w:pPr>
+            <w:r>
+              <w:rPr>
+                <w:sz w:val="19"/>
+              </w:rPr>
+              <w:t xml:space="preserve">  ✓  Trusted Advisor to CIOs, CTOs, CFOs</w:t>
+            </w:r>
+          </w:p>
+          <w:p>
+            <w:pPr>
+              <w:spacing w:after="20"/>
+            </w:pPr>
+            <w:r>
+              <w:rPr>
+                <w:sz w:val="19"/>
+              </w:rPr>
+              <w:t xml:space="preserve">  ✓  C-Suite Executive Relationship Building</w:t>
+            </w:r>
+          </w:p>
+          <w:p>
+            <w:pPr>
+              <w:spacing w:after="20"/>
+            </w:pPr>
+            <w:r>
+              <w:rPr>
+                <w:sz w:val="19"/>
+              </w:rPr>
+              <w:t xml:space="preserve">  ✓  Government &amp; Public Sector Sales</w:t>
+            </w:r>
+          </w:p>
+          <w:p>
+            <w:pPr>
+              <w:spacing w:after="20"/>
+            </w:pPr>
+            <w:r>
+              <w:rPr>
+                <w:sz w:val="19"/>
+              </w:rPr>
+              <w:t xml:space="preserve">  ✓  Commercial &amp; Enterprise Account Strategy</w:t>
+            </w:r>
+          </w:p>
+          <w:p>
+            <w:pPr>
+              <w:spacing w:after="20"/>
+            </w:pPr>
+            <w:r>
+              <w:rPr>
+                <w:sz w:val="19"/>
+              </w:rPr>
+              <w:t xml:space="preserve">  ✓  Customer Lifecycle Management</w:t>
+            </w:r>
+          </w:p>
+          <w:p>
+            <w:pPr>
+              <w:spacing w:after="20"/>
+            </w:pPr>
+            <w:r>
+              <w:rPr>
+                <w:sz w:val="19"/>
+              </w:rPr>
+              <w:t xml:space="preserve">  ✓  Net Promoter Score (NPS) Leadership</w:t>
+            </w:r>
+          </w:p>
+          <w:p/>
+        </w:tc>
+        <w:tc>
+          <w:tcPr>
+            <w:tcW w:type="dxa" w:w="4680"/>
+            <w:tcBorders>
+              <w:top w:val="none"/>
+              <w:left w:val="none"/>
+              <w:bottom w:val="none"/>
+              <w:right w:val="none"/>
+              <w:insideH w:val="none"/>
+              <w:insideV w:val="none"/>
+            </w:tcBorders>
+          </w:tcPr>
+          <w:p/>
+          <w:p>
+            <w:r>
+              <w:rPr>
+                <w:b/>
+                <w:color w:val="1B4F72"/>
+                <w:sz w:val="19"/>
+              </w:rPr>
+              <w:t>TECHNOLOGY DOMAIN EXPERTISE</w:t>
+            </w:r>
+          </w:p>
+          <w:p>
+            <w:pPr>
+              <w:spacing w:after="20"/>
+            </w:pPr>
+            <w:r>
+              <w:rPr>
+                <w:sz w:val="19"/>
+              </w:rPr>
+              <w:t xml:space="preserve">  ✓  5G Enterprise &amp; Mobility Solutions</w:t>
+            </w:r>
+          </w:p>
+          <w:p>
+            <w:pPr>
+              <w:spacing w:after="20"/>
+            </w:pPr>
+            <w:r>
+              <w:rPr>
+                <w:sz w:val="19"/>
+              </w:rPr>
+              <w:t xml:space="preserve">  ✓  Artificial Intelligence (AI) in Enterprise</w:t>
+            </w:r>
+          </w:p>
+          <w:p>
+            <w:pPr>
+              <w:spacing w:after="20"/>
+            </w:pPr>
+            <w:r>
+              <w:rPr>
+                <w:sz w:val="19"/>
+              </w:rPr>
+              <w:t xml:space="preserve">  ✓  Internet of Things (IoT)</w:t>
+            </w:r>
+          </w:p>
+          <w:p>
+            <w:pPr>
+              <w:spacing w:after="20"/>
+            </w:pPr>
+            <w:r>
+              <w:rPr>
+                <w:sz w:val="19"/>
+              </w:rPr>
+              <w:t xml:space="preserve">  ✓  Samsung Knox — Enterprise MDM &amp; Security</w:t>
+            </w:r>
+          </w:p>
+          <w:p>
+            <w:pPr>
+              <w:spacing w:after="20"/>
+            </w:pPr>
+            <w:r>
+              <w:rPr>
+                <w:sz w:val="19"/>
+              </w:rPr>
+              <w:t xml:space="preserve">  ✓  Cloud Integration &amp; Migration</w:t>
+            </w:r>
+          </w:p>
+          <w:p>
+            <w:pPr>
+              <w:spacing w:after="20"/>
+            </w:pPr>
+            <w:r>
+              <w:rPr>
+                <w:sz w:val="19"/>
+              </w:rPr>
+              <w:t xml:space="preserve">  ✓  Enterprise Mobility Management (EMM)</w:t>
+            </w:r>
+          </w:p>
+          <w:p>
+            <w:pPr>
+              <w:spacing w:after="20"/>
+            </w:pPr>
+            <w:r>
+              <w:rPr>
+                <w:sz w:val="19"/>
+              </w:rPr>
+              <w:t xml:space="preserve">  ✓  SaaS &amp; Platform Solutions</w:t>
+            </w:r>
+          </w:p>
+          <w:p>
+            <w:pPr>
+              <w:spacing w:after="20"/>
+            </w:pPr>
+            <w:r>
+              <w:rPr>
+                <w:sz w:val="19"/>
+              </w:rPr>
+              <w:t xml:space="preserve">  ✓  Cybersecurity (Knox, MDM, Zero Trust)</w:t>
+            </w:r>
+          </w:p>
+          <w:p/>
+          <w:p>
+            <w:r>
+              <w:rPr>
+                <w:b/>
+                <w:color w:val="1B4F72"/>
+                <w:sz w:val="19"/>
+              </w:rPr>
+              <w:t>LEADERSHIP &amp; COMMERCIAL ACUMEN</w:t>
+            </w:r>
+          </w:p>
+          <w:p>
+            <w:pPr>
+              <w:spacing w:after="20"/>
+            </w:pPr>
+            <w:r>
+              <w:rPr>
+                <w:sz w:val="19"/>
+              </w:rPr>
+              <w:t xml:space="preserve">  ✓  Cross-functional Team Leadership</w:t>
+            </w:r>
+          </w:p>
+          <w:p>
+            <w:pPr>
+              <w:spacing w:after="20"/>
+            </w:pPr>
+            <w:r>
+              <w:rPr>
+                <w:sz w:val="19"/>
+              </w:rPr>
+              <w:t xml:space="preserve">  ✓  Sales Team Coaching &amp; Mentoring</w:t>
+            </w:r>
+          </w:p>
+          <w:p>
+            <w:pPr>
+              <w:spacing w:after="20"/>
+            </w:pPr>
+            <w:r>
+              <w:rPr>
+                <w:sz w:val="19"/>
+              </w:rPr>
+              <w:t xml:space="preserve">  ✓  Business Case Development</w:t>
+            </w:r>
+          </w:p>
+          <w:p>
+            <w:pPr>
+              <w:spacing w:after="20"/>
+            </w:pPr>
+            <w:r>
+              <w:rPr>
+                <w:sz w:val="19"/>
+              </w:rPr>
+              <w:t xml:space="preserve">  ✓  Budget &amp; P&amp;L Accountability</w:t>
+            </w:r>
+          </w:p>
+          <w:p>
+            <w:pPr>
+              <w:spacing w:after="20"/>
+            </w:pPr>
+            <w:r>
+              <w:rPr>
+                <w:sz w:val="19"/>
+              </w:rPr>
+              <w:t xml:space="preserve">  ✓  Market Intelligence &amp; Competitive Analysis</w:t>
+            </w:r>
+          </w:p>
+          <w:p>
+            <w:pPr>
+              <w:spacing w:after="20"/>
+            </w:pPr>
+            <w:r>
+              <w:rPr>
+                <w:sz w:val="19"/>
+              </w:rPr>
+              <w:t xml:space="preserve">  ✓  Brand Positioning &amp; Thought Leadership</w:t>
+            </w:r>
+          </w:p>
+          <w:p/>
+        </w:tc>
+      </w:tr>
+    </w:tbl>
+    <w:p/>
+    <w:p>
+      <w:pPr>
+        <w:pBdr>
+          <w:bottom w:val="single" w:sz="6" w:space="1" w:color="1B4F72"/>
+        </w:pBdr>
+      </w:pPr>
+      <w:r>
+        <w:rPr>
+          <w:b/>
+          <w:color w:val="1B4F72"/>
+          <w:sz w:val="22"/>
+        </w:rPr>
+        <w:t>PROFESSIONAL EXPERIENCE</w:t>
       </w:r>
     </w:p>
     <w:p>
@@ -25,340 +587,274 @@
         <w:rPr>
           <w:b/>
         </w:rPr>
-        <w:t xml:space="preserve">Option A (bold &amp; punchy): </w:t>
+        <w:t>Enterprise Technology Sales Specialist</w:t>
       </w:r>
       <w:r>
-        <w:t>#1 Technology Sales Professional — Australia 2025 | Enterprise Sales | Samsung Electronics | CEO Letter of Recognition</w:t>
+        <w:t xml:space="preserve">  |  Samsung Electronics Australia  |  Brisbane, QLD  |  [Start Date] — Present</w:t>
+      </w:r>
+    </w:p>
+    <w:p>
+      <w:pPr>
+        <w:spacing w:after="40"/>
+      </w:pPr>
+      <w:r>
+        <w:rPr>
+          <w:sz w:val="20"/>
+        </w:rPr>
+        <w:t>•  Ranked #1 Technology Sales Professional nationally across all of Australia (2025) — outperformed every sales specialist in the country</w:t>
+      </w:r>
+    </w:p>
+    <w:p>
+      <w:pPr>
+        <w:spacing w:after="40"/>
+      </w:pPr>
+      <w:r>
+        <w:rPr>
+          <w:sz w:val="20"/>
+        </w:rPr>
+        <w:t>•  Ranked #1 Technology Sales Professional — Brisbane (2024) — achieved ranking in first full year in role</w:t>
+      </w:r>
+    </w:p>
+    <w:p>
+      <w:pPr>
+        <w:spacing w:after="40"/>
+      </w:pPr>
+      <w:r>
+        <w:rPr>
+          <w:sz w:val="20"/>
+        </w:rPr>
+        <w:t>•  Received personal Letter of Recognition from Samsung CEO — highest individual sales honour awarded by the company</w:t>
+      </w:r>
+    </w:p>
+    <w:p>
+      <w:pPr>
+        <w:spacing w:after="40"/>
+      </w:pPr>
+      <w:r>
+        <w:rPr>
+          <w:sz w:val="20"/>
+        </w:rPr>
+        <w:t>•  Ranked #1 for Customer Service — Brisbane region — top performance in both revenue and client experience simultaneously</w:t>
+      </w:r>
+    </w:p>
+    <w:p>
+      <w:pPr>
+        <w:spacing w:after="40"/>
+      </w:pPr>
+      <w:r>
+        <w:rPr>
+          <w:sz w:val="20"/>
+        </w:rPr>
+        <w:t>•  Manage and grow a high-value portfolio of enterprise, government, and commercial accounts across Queensland and national markets</w:t>
+      </w:r>
+    </w:p>
+    <w:p>
+      <w:pPr>
+        <w:spacing w:after="40"/>
+      </w:pPr>
+      <w:r>
+        <w:rPr>
+          <w:sz w:val="20"/>
+        </w:rPr>
+        <w:t>•  Build and maintain trusted-advisor relationships with C-suite decision-makers (CIOs, CTOs, CFOs) to drive strategic technology adoption</w:t>
+      </w:r>
+    </w:p>
+    <w:p>
+      <w:pPr>
+        <w:spacing w:after="40"/>
+      </w:pPr>
+      <w:r>
+        <w:rPr>
+          <w:sz w:val="20"/>
+        </w:rPr>
+        <w:t>•  Lead end-to-end consultative sales engagements across 5G, AI, IoT, Samsung Knox MDM, cloud integration, and enterprise mobility</w:t>
+      </w:r>
+    </w:p>
+    <w:p>
+      <w:pPr>
+        <w:spacing w:after="40"/>
+      </w:pPr>
+      <w:r>
+        <w:rPr>
+          <w:sz w:val="20"/>
+        </w:rPr>
+        <w:t>•  Architect tailored technology solutions following deep business needs assessments — consistently delivering measurable client outcomes</w:t>
+      </w:r>
+    </w:p>
+    <w:p>
+      <w:pPr>
+        <w:spacing w:after="40"/>
+      </w:pPr>
+      <w:r>
+        <w:rPr>
+          <w:sz w:val="20"/>
+        </w:rPr>
+        <w:t>•  Develop and execute territory growth strategies, identifying new revenue opportunities and expanding existing account value</w:t>
+      </w:r>
+    </w:p>
+    <w:p/>
+    <w:p>
+      <w:pPr>
+        <w:pBdr>
+          <w:bottom w:val="single" w:sz="6" w:space="1" w:color="1B4F72"/>
+        </w:pBdr>
+      </w:pPr>
+      <w:r>
+        <w:rPr>
+          <w:b/>
+          <w:color w:val="1B4F72"/>
+          <w:sz w:val="22"/>
+        </w:rPr>
+        <w:t>TARGET EXECUTIVE ROLES</w:t>
+      </w:r>
+    </w:p>
+    <w:p>
+      <w:pPr>
+        <w:spacing w:after="40"/>
+      </w:pPr>
+      <w:r>
+        <w:rPr>
+          <w:sz w:val="21"/>
+        </w:rPr>
+        <w:t>►  Vice President of Sales — Enterprise Technology</w:t>
+      </w:r>
+    </w:p>
+    <w:p>
+      <w:pPr>
+        <w:spacing w:after="40"/>
+      </w:pPr>
+      <w:r>
+        <w:rPr>
+          <w:sz w:val="21"/>
+        </w:rPr>
+        <w:t>►  Director of Enterprise Sales</w:t>
+      </w:r>
+    </w:p>
+    <w:p>
+      <w:pPr>
+        <w:spacing w:after="40"/>
+      </w:pPr>
+      <w:r>
+        <w:rPr>
+          <w:sz w:val="21"/>
+        </w:rPr>
+        <w:t>►  Regional Sales Director — APAC or US</w:t>
+      </w:r>
+    </w:p>
+    <w:p>
+      <w:pPr>
+        <w:spacing w:after="40"/>
+      </w:pPr>
+      <w:r>
+        <w:rPr>
+          <w:sz w:val="21"/>
+        </w:rPr>
+        <w:t>►  National Account Director — Technology</w:t>
+      </w:r>
+    </w:p>
+    <w:p>
+      <w:pPr>
+        <w:spacing w:after="40"/>
+      </w:pPr>
+      <w:r>
+        <w:rPr>
+          <w:sz w:val="21"/>
+        </w:rPr>
+        <w:t>►  Head of Enterprise &amp; Government Sales</w:t>
+      </w:r>
+    </w:p>
+    <w:p>
+      <w:pPr>
+        <w:spacing w:after="40"/>
+      </w:pPr>
+      <w:r>
+        <w:rPr>
+          <w:sz w:val="21"/>
+        </w:rPr>
+        <w:t>►  Senior Account Executive — Global Accounts</w:t>
+      </w:r>
+    </w:p>
+    <w:p/>
+    <w:p>
+      <w:pPr>
+        <w:pBdr>
+          <w:bottom w:val="single" w:sz="6" w:space="1" w:color="1B4F72"/>
+        </w:pBdr>
+      </w:pPr>
+      <w:r>
+        <w:rPr>
+          <w:b/>
+          <w:color w:val="1B4F72"/>
+          <w:sz w:val="22"/>
+        </w:rPr>
+        <w:t>GEOGRAPHIC AVAILABILITY</w:t>
       </w:r>
     </w:p>
     <w:p>
       <w:r>
         <w:rPr>
+          <w:sz w:val="21"/>
+        </w:rPr>
+        <w:t>Dual Citizen — Australia &amp; United States  |  Immediate work authorisation in both countries</w:t>
+        <w:br/>
+        <w:br/>
+        <w:t>US Markets:  New York  •  New Jersey  •  San Francisco  •  Washington D.C.</w:t>
+        <w:br/>
+        <w:t>Australia:  Brisbane  •  Sydney  •  Melbourne  •  Remote / National</w:t>
+      </w:r>
+    </w:p>
+    <w:p/>
+    <w:p>
+      <w:pPr>
+        <w:pBdr>
+          <w:bottom w:val="single" w:sz="6" w:space="1" w:color="1B4F72"/>
+        </w:pBdr>
+      </w:pPr>
+      <w:r>
+        <w:rPr>
           <w:b/>
+          <w:color w:val="1B4F72"/>
+          <w:sz w:val="22"/>
         </w:rPr>
-        <w:t xml:space="preserve">Option B (outcome-focused): </w:t>
-      </w:r>
-      <w:r>
-        <w:t>Enterprise Technology Sales | #1 Nationally at Samsung 2025 | Trusted Advisor to C-Suite | Open to US &amp; Australia</w:t>
+        <w:t>EDUCATION &amp; CERTIFICATIONS</w:t>
       </w:r>
     </w:p>
     <w:p>
       <w:r>
-        <w:rPr>
-          <w:b/>
-        </w:rPr>
-        <w:t xml:space="preserve">Option C (short &amp; sharp): </w:t>
-      </w:r>
-      <w:r>
-        <w:t>#1 Samsung — Australia 2025 | I Don't Sell Products. I Solve Business Problems.</w:t>
+        <w:t>[Add your degree / university here]</w:t>
       </w:r>
     </w:p>
     <w:p>
       <w:r>
-        <w:rPr>
-          <w:b/>
-        </w:rPr>
-        <w:t>RECOMMENDED: Option A or C</w:t>
-      </w:r>
-      <w:r>
-        <w:t xml:space="preserve"> — Both lead with the #1 achievement which is what stops a recruiter mid-scroll.</w:t>
+        <w:t>Samsung Certified Sales Professional</w:t>
       </w:r>
     </w:p>
     <w:p>
       <w:r>
-        <w:br w:type="page"/>
-      </w:r>
-    </w:p>
-    <w:p>
-      <w:pPr>
-        <w:pStyle w:val="Heading1"/>
-      </w:pPr>
-      <w:r>
-        <w:t>ABOUT / SUMMARY SECTION</w:t>
+        <w:t>Samsung Knox Enterprise MDM Certification</w:t>
       </w:r>
     </w:p>
     <w:p>
       <w:r>
-        <w:t>Copy and paste this directly into your LinkedIn About section:</w:t>
+        <w:t>[Add any other relevant certifications]</w:t>
       </w:r>
     </w:p>
     <w:p/>
     <w:p>
-      <w:r>
-        <w:t>In 2025, I was ranked #1 Technology Sales Professional across all of Australia at Samsung Electronics — outperforming every sales specialist nationally and receiving a personal Letter of Recognition from the Samsung CEO.</w:t>
-      </w:r>
-    </w:p>
-    <w:p/>
-    <w:p>
-      <w:r>
-        <w:t>The year prior, I held the #1 ranking across Brisbane in my first full year in the role.</w:t>
-      </w:r>
-    </w:p>
-    <w:p/>
-    <w:p>
-      <w:r>
-        <w:t>I don't sell products. I solve business problems.</w:t>
-      </w:r>
-    </w:p>
-    <w:p/>
-    <w:p>
-      <w:r>
-        <w:t>My approach is consultative and relationship-first — I build genuine trusted-advisor relationships with C-suite executives, conduct deep needs assessments, and position enterprise technology solutions that deliver measurable business outcomes. I have done this consistently across enterprise, government, and commercial accounts.</w:t>
-      </w:r>
-    </w:p>
-    <w:p/>
-    <w:p>
-      <w:r>
-        <w:t>What I bring to every engagement:</w:t>
-      </w:r>
-    </w:p>
-    <w:p>
-      <w:r>
-        <w:t>No.1 Technology Sales Professional — Australia 2025 (Samsung Electronics)</w:t>
-      </w:r>
-    </w:p>
-    <w:p>
-      <w:r>
-        <w:t>No.1 Technology Sales Professional — Brisbane 2024 (first full year in role)</w:t>
-      </w:r>
-    </w:p>
-    <w:p>
-      <w:r>
-        <w:t>CEO Letter of Recognition — Samsung highest individual sales honour</w:t>
-      </w:r>
-    </w:p>
-    <w:p>
-      <w:r>
-        <w:t>No.1 Customer Service Ranking — Brisbane</w:t>
-      </w:r>
-    </w:p>
-    <w:p/>
-    <w:p>
-      <w:r>
-        <w:t>Technical fluency across 5G, AI, IoT, Samsung Knox enterprise MDM, cloud integration, and enterprise mobility — I speak the language of CIOs and CTOs, not just buyers.</w:t>
-      </w:r>
-    </w:p>
-    <w:p/>
-    <w:p>
-      <w:r>
-        <w:t>Australian citizen and American citizen — open to senior enterprise sales roles across the US (New York, New Jersey, San Francisco, Washington D.C.) and Australia (Brisbane, Sydney, Melbourne).</w:t>
-      </w:r>
-    </w:p>
-    <w:p/>
-    <w:p>
-      <w:r>
-        <w:t>If you're looking for a proven #1 performer who closes at the enterprise level and builds client relationships that last — let's connect.</w:t>
-      </w:r>
-    </w:p>
-    <w:p>
-      <w:r>
-        <w:br w:type="page"/>
-      </w:r>
-    </w:p>
-    <w:p>
       <w:pPr>
-        <w:pStyle w:val="Heading1"/>
+        <w:jc w:val="center"/>
       </w:pPr>
       <w:r>
-        <w:t>EXPERIENCE SECTION — Samsung Electronics</w:t>
-      </w:r>
-    </w:p>
-    <w:p>
-      <w:r>
         <w:rPr>
-          <w:b/>
+          <w:color w:val="AAAAAA"/>
+          <w:sz w:val="18"/>
         </w:rPr>
-        <w:t xml:space="preserve">Title: </w:t>
-      </w:r>
-      <w:r>
-        <w:t>Enterprise Technology Sales Specialist</w:t>
-      </w:r>
-    </w:p>
-    <w:p>
-      <w:r>
-        <w:rPr>
-          <w:b/>
-        </w:rPr>
-        <w:t xml:space="preserve">Company: </w:t>
-      </w:r>
-      <w:r>
-        <w:t>Samsung Electronics Australia</w:t>
-      </w:r>
-    </w:p>
-    <w:p>
-      <w:r>
-        <w:rPr>
-          <w:b/>
-        </w:rPr>
-        <w:t xml:space="preserve">Location: </w:t>
-      </w:r>
-      <w:r>
-        <w:t>Brisbane, QLD (National Accounts)</w:t>
-      </w:r>
-    </w:p>
-    <w:p/>
-    <w:p>
-      <w:r>
-        <w:t>• Ranked #1 Technology Sales Professional nationally across all of Australia (2025) — outperformed every sales specialist in the country</w:t>
-      </w:r>
-    </w:p>
-    <w:p>
-      <w:r>
-        <w:t>• Ranked #1 Technology Sales Professional across Brisbane (2024) — achieved in first full year in the role</w:t>
-      </w:r>
-    </w:p>
-    <w:p>
-      <w:r>
-        <w:t>• Received personal Letter of Recognition from Samsung CEO — the company highest individual sales honour</w:t>
-      </w:r>
-    </w:p>
-    <w:p>
-      <w:r>
-        <w:t>• Ranked #1 for Customer Service — Brisbane region</w:t>
-      </w:r>
-    </w:p>
-    <w:p>
-      <w:r>
-        <w:t>• Manage and grow enterprise, government, and commercial account portfolios</w:t>
-      </w:r>
-    </w:p>
-    <w:p>
-      <w:r>
-        <w:t>• Develop trusted-advisor relationships with CIOs, CTOs, and CFOs to position Samsung enterprise technology ecosystem</w:t>
-      </w:r>
-    </w:p>
-    <w:p>
-      <w:r>
-        <w:t>• Lead consultative sales engagements across 5G, AI, IoT, Samsung Knox MDM, cloud integration, and enterprise mobility</w:t>
-      </w:r>
-    </w:p>
-    <w:p>
-      <w:r>
-        <w:t>• Conduct deep business needs assessments to architect technology solutions that deliver measurable client outcomes</w:t>
-      </w:r>
-    </w:p>
-    <w:p>
-      <w:r>
-        <w:br w:type="page"/>
-      </w:r>
-    </w:p>
-    <w:p>
-      <w:pPr>
-        <w:pStyle w:val="Heading1"/>
-      </w:pPr>
-      <w:r>
-        <w:t>SKILLS TO ADD ON LINKEDIN</w:t>
-      </w:r>
-    </w:p>
-    <w:p>
-      <w:r>
-        <w:t>Add all of these to your Skills section for maximum recruiter visibility:</w:t>
-      </w:r>
-    </w:p>
-    <w:p>
-      <w:r>
-        <w:t>Enterprise Sales | B2B Sales | Solution Selling | Consultative Sales | Account Management | C-Suite Engagement | Samsung Knox | Enterprise Mobility | 5G | IoT | Cloud Solutions | AI Solutions | MDM | Government Sales | Commercial Sales | CRM | Revenue Growth | Business Development | Technology Sales | Strategic Account Management</w:t>
-      </w:r>
-    </w:p>
-    <w:p>
-      <w:r>
-        <w:br w:type="page"/>
-      </w:r>
-    </w:p>
-    <w:p>
-      <w:pPr>
-        <w:pStyle w:val="Heading1"/>
-      </w:pPr>
-      <w:r>
-        <w:t>PRO TIPS TO MAXIMISE RECRUITER VISIBILITY</w:t>
-      </w:r>
-    </w:p>
-    <w:p>
-      <w:r>
-        <w:rPr>
-          <w:b/>
-        </w:rPr>
-        <w:t xml:space="preserve">1. Turn on Open to Work: </w:t>
-      </w:r>
-      <w:r>
-        <w:t>Set to visible to recruiters only — keeps it professional while flagging you to headhunters</w:t>
-      </w:r>
-    </w:p>
-    <w:p>
-      <w:r>
-        <w:rPr>
-          <w:b/>
-        </w:rPr>
-        <w:t xml:space="preserve">2. Add CEO Letter to Featured section: </w:t>
-      </w:r>
-      <w:r>
-        <w:t>Upload it as a document or image — visual proof of #1 is a massive differentiator that almost nobody else has</w:t>
-      </w:r>
-    </w:p>
-    <w:p>
-      <w:r>
-        <w:rPr>
-          <w:b/>
-        </w:rPr>
-        <w:t xml:space="preserve">3. Upload the new headshot: </w:t>
-      </w:r>
-      <w:r>
-        <w:t>Profiles with photos get 21x more views — your new professional headshot is ready to go!</w:t>
-      </w:r>
-    </w:p>
-    <w:p>
-      <w:r>
-        <w:rPr>
-          <w:b/>
-        </w:rPr>
-        <w:t xml:space="preserve">4. Connect with recruiters directly: </w:t>
-      </w:r>
-      <w:r>
-        <w:t>Search: Technology Sales Recruiter + New York / San Francisco / Brisbane and send a short personalised note</w:t>
-      </w:r>
-    </w:p>
-    <w:p>
-      <w:r>
-        <w:rPr>
-          <w:b/>
-        </w:rPr>
-        <w:t xml:space="preserve">5. Post once this week: </w:t>
-      </w:r>
-      <w:r>
-        <w:t>Share a short post: 'Proud to share I was ranked #1 Technology Sales Professional across Australia...' — puts you in everyone's feed</w:t>
-      </w:r>
-    </w:p>
-    <w:p>
-      <w:r>
-        <w:rPr>
-          <w:b/>
-        </w:rPr>
-        <w:t xml:space="preserve">6. Customise your LinkedIn URL: </w:t>
-      </w:r>
-      <w:r>
-        <w:t>Change it to linkedin.com/in/ljgunaratne — cleaner on a resume</w:t>
-      </w:r>
-    </w:p>
-    <w:p>
-      <w:r>
-        <w:rPr>
-          <w:b/>
-        </w:rPr>
-        <w:t xml:space="preserve">7. Set location to target market: </w:t>
-      </w:r>
-      <w:r>
-        <w:t>Set to 'Greater New York Area' or 'San Francisco Bay Area' if targeting US roles — LinkedIn shows you to more US recruiters</w:t>
-      </w:r>
-    </w:p>
-    <w:p/>
-    <w:p>
-      <w:r>
-        <w:t>Prepared by Sachi | Personalised for LJ Gunaratne | March 2026</w:t>
+        <w:t>Prepared by Sachi  |  LinkedIn Profile &amp; Executive Positioning  |  March 2026</w:t>
       </w:r>
     </w:p>
     <w:sectPr>
       <w:pgSz w:w="12240" w:h="15840"/>
-      <w:pgMar w:top="1440" w:right="1800" w:bottom="1440" w:left="1800" w:header="720" w:footer="720" w:gutter="0"/>
+      <w:pgMar w:top="1152" w:right="1440" w:bottom="1152" w:left="1440" w:header="720" w:footer="720" w:gutter="0"/>
       <w:cols w:space="720"/>
       <w:docGrid w:linePitch="360"/>
     </w:sectPr>
@@ -729,6 +1225,9 @@
     <w:name w:val="Normal"/>
     <w:qFormat/>
     <w:rsid w:val="00FC693F"/>
+    <w:rPr>
+      <w:sz w:val="21"/>
+    </w:rPr>
   </w:style>
   <w:style w:type="paragraph" w:styleId="Header">
     <w:name w:val="header"/>
